--- a/images/shivansh-resume.docx
+++ b/images/shivansh-resume.docx
@@ -385,7 +385,23 @@
           <w:sz w:val="24"/>
           <w:szCs w:val="24"/>
         </w:rPr>
-        <w:t>College Branch | College</w:t>
+        <w:t>BCA/MCA</w:t>
+      </w:r>
+      <w:r>
+        <w:rPr>
+          <w:rFonts w:ascii="Calibri" w:eastAsia="Calibri" w:hAnsi="Calibri" w:cs="Calibri"/>
+          <w:sz w:val="24"/>
+          <w:szCs w:val="24"/>
+        </w:rPr>
+        <w:t xml:space="preserve"> | </w:t>
+      </w:r>
+      <w:r>
+        <w:rPr>
+          <w:rFonts w:ascii="Calibri" w:eastAsia="Calibri" w:hAnsi="Calibri" w:cs="Calibri"/>
+          <w:sz w:val="24"/>
+          <w:szCs w:val="24"/>
+        </w:rPr>
+        <w:t>University Of Allahabad</w:t>
       </w:r>
       <w:r>
         <w:rPr>
@@ -418,24 +434,6 @@
           <w:szCs w:val="24"/>
         </w:rPr>
         <w:tab/>
-      </w:r>
-      <w:r>
-        <w:rPr>
-          <w:rFonts w:ascii="Calibri" w:eastAsia="Calibri" w:hAnsi="Calibri" w:cs="Calibri"/>
-          <w:sz w:val="24"/>
-          <w:szCs w:val="24"/>
-        </w:rPr>
-        <w:tab/>
-        <w:t xml:space="preserve">        </w:t>
-      </w:r>
-      <w:r>
-        <w:rPr>
-          <w:rFonts w:ascii="Calibri" w:eastAsia="Calibri" w:hAnsi="Calibri" w:cs="Calibri"/>
-          <w:b/>
-          <w:sz w:val="24"/>
-          <w:szCs w:val="24"/>
-        </w:rPr>
-        <w:t xml:space="preserve">     </w:t>
       </w:r>
       <w:r>
         <w:rPr>
@@ -839,6 +837,54 @@
     </w:p>
     <w:p>
       <w:pPr>
+        <w:pStyle w:val="ListParagraph"/>
+        <w:numPr>
+          <w:ilvl w:val="0"/>
+          <w:numId w:val="7"/>
+        </w:numPr>
+      </w:pPr>
+      <w:r>
+        <w:rPr>
+          <w:rFonts w:ascii="Calibri" w:eastAsia="Calibri" w:hAnsi="Calibri" w:cs="Calibri"/>
+          <w:b/>
+          <w:sz w:val="24"/>
+          <w:szCs w:val="24"/>
+        </w:rPr>
+        <w:t>QR Code Generator</w:t>
+      </w:r>
+    </w:p>
+    <w:p>
+      <w:pPr>
+        <w:pStyle w:val="ListParagraph"/>
+        <w:rPr>
+          <w:rFonts w:ascii="Calibri" w:eastAsia="Calibri" w:hAnsi="Calibri" w:cs="Calibri"/>
+          <w:bCs/>
+          <w:sz w:val="24"/>
+          <w:szCs w:val="24"/>
+        </w:rPr>
+      </w:pPr>
+      <w:r>
+        <w:rPr>
+          <w:rFonts w:ascii="Calibri" w:eastAsia="Calibri" w:hAnsi="Calibri" w:cs="Calibri"/>
+          <w:bCs/>
+          <w:sz w:val="24"/>
+          <w:szCs w:val="24"/>
+        </w:rPr>
+        <w:t>I have created this simple application while learning Java Script</w:t>
+      </w:r>
+      <w:r>
+        <w:rPr>
+          <w:rFonts w:ascii="Calibri" w:eastAsia="Calibri" w:hAnsi="Calibri" w:cs="Calibri"/>
+          <w:bCs/>
+          <w:sz w:val="24"/>
+          <w:szCs w:val="24"/>
+        </w:rPr>
+        <w:t>..</w:t>
+      </w:r>
+    </w:p>
+    <w:p/>
+    <w:p>
+      <w:pPr>
         <w:widowControl w:val="0"/>
         <w:spacing w:before="120" w:line="335" w:lineRule="auto"/>
         <w:ind w:right="300"/>
@@ -979,7 +1025,55 @@
           <w:sz w:val="24"/>
           <w:szCs w:val="24"/>
         </w:rPr>
-        <w:t>Mention your achievements</w:t>
+        <w:t>Searching for new technologies and eager to know more about that technologies.</w:t>
+      </w:r>
+    </w:p>
+    <w:p>
+      <w:pPr>
+        <w:widowControl w:val="0"/>
+        <w:numPr>
+          <w:ilvl w:val="0"/>
+          <w:numId w:val="1"/>
+        </w:numPr>
+        <w:spacing w:after="200" w:line="360" w:lineRule="auto"/>
+        <w:ind w:right="300"/>
+        <w:rPr>
+          <w:rFonts w:ascii="Calibri" w:eastAsia="Calibri" w:hAnsi="Calibri" w:cs="Calibri"/>
+          <w:sz w:val="24"/>
+          <w:szCs w:val="24"/>
+        </w:rPr>
+      </w:pPr>
+      <w:r>
+        <w:rPr>
+          <w:rFonts w:ascii="Calibri" w:eastAsia="Calibri" w:hAnsi="Calibri" w:cs="Calibri"/>
+          <w:sz w:val="24"/>
+          <w:szCs w:val="24"/>
+        </w:rPr>
+        <w:t>Coding is one of my favourite hobbies.</w:t>
+      </w:r>
+    </w:p>
+    <w:p>
+      <w:pPr>
+        <w:widowControl w:val="0"/>
+        <w:numPr>
+          <w:ilvl w:val="0"/>
+          <w:numId w:val="1"/>
+        </w:numPr>
+        <w:spacing w:after="200" w:line="360" w:lineRule="auto"/>
+        <w:ind w:right="300"/>
+        <w:rPr>
+          <w:rFonts w:ascii="Calibri" w:eastAsia="Calibri" w:hAnsi="Calibri" w:cs="Calibri"/>
+          <w:sz w:val="24"/>
+          <w:szCs w:val="24"/>
+        </w:rPr>
+      </w:pPr>
+      <w:r>
+        <w:rPr>
+          <w:rFonts w:ascii="Calibri" w:eastAsia="Calibri" w:hAnsi="Calibri" w:cs="Calibri"/>
+          <w:sz w:val="24"/>
+          <w:szCs w:val="24"/>
+        </w:rPr>
+        <w:t>Singing is also one of my hobbies.</w:t>
       </w:r>
     </w:p>
     <w:p>
@@ -1180,6 +1274,119 @@
     </w:lvl>
   </w:abstractNum>
   <w:abstractNum w:abstractNumId="1" w15:restartNumberingAfterBreak="0">
+    <w:nsid w:val="201F0C1B"/>
+    <w:multiLevelType w:val="hybridMultilevel"/>
+    <w:tmpl w:val="2D660EC2"/>
+    <w:lvl w:ilvl="0" w:tplc="40090009">
+      <w:start w:val="1"/>
+      <w:numFmt w:val="bullet"/>
+      <w:lvlText w:val=""/>
+      <w:lvlJc w:val="left"/>
+      <w:pPr>
+        <w:ind w:left="1480" w:hanging="360"/>
+      </w:pPr>
+      <w:rPr>
+        <w:rFonts w:ascii="Wingdings" w:hAnsi="Wingdings" w:hint="default"/>
+      </w:rPr>
+    </w:lvl>
+    <w:lvl w:ilvl="1" w:tplc="40090003" w:tentative="1">
+      <w:start w:val="1"/>
+      <w:numFmt w:val="bullet"/>
+      <w:lvlText w:val="o"/>
+      <w:lvlJc w:val="left"/>
+      <w:pPr>
+        <w:ind w:left="2200" w:hanging="360"/>
+      </w:pPr>
+      <w:rPr>
+        <w:rFonts w:ascii="Courier New" w:hAnsi="Courier New" w:cs="Courier New" w:hint="default"/>
+      </w:rPr>
+    </w:lvl>
+    <w:lvl w:ilvl="2" w:tplc="40090005" w:tentative="1">
+      <w:start w:val="1"/>
+      <w:numFmt w:val="bullet"/>
+      <w:lvlText w:val=""/>
+      <w:lvlJc w:val="left"/>
+      <w:pPr>
+        <w:ind w:left="2920" w:hanging="360"/>
+      </w:pPr>
+      <w:rPr>
+        <w:rFonts w:ascii="Wingdings" w:hAnsi="Wingdings" w:hint="default"/>
+      </w:rPr>
+    </w:lvl>
+    <w:lvl w:ilvl="3" w:tplc="40090001" w:tentative="1">
+      <w:start w:val="1"/>
+      <w:numFmt w:val="bullet"/>
+      <w:lvlText w:val=""/>
+      <w:lvlJc w:val="left"/>
+      <w:pPr>
+        <w:ind w:left="3640" w:hanging="360"/>
+      </w:pPr>
+      <w:rPr>
+        <w:rFonts w:ascii="Symbol" w:hAnsi="Symbol" w:hint="default"/>
+      </w:rPr>
+    </w:lvl>
+    <w:lvl w:ilvl="4" w:tplc="40090003" w:tentative="1">
+      <w:start w:val="1"/>
+      <w:numFmt w:val="bullet"/>
+      <w:lvlText w:val="o"/>
+      <w:lvlJc w:val="left"/>
+      <w:pPr>
+        <w:ind w:left="4360" w:hanging="360"/>
+      </w:pPr>
+      <w:rPr>
+        <w:rFonts w:ascii="Courier New" w:hAnsi="Courier New" w:cs="Courier New" w:hint="default"/>
+      </w:rPr>
+    </w:lvl>
+    <w:lvl w:ilvl="5" w:tplc="40090005" w:tentative="1">
+      <w:start w:val="1"/>
+      <w:numFmt w:val="bullet"/>
+      <w:lvlText w:val=""/>
+      <w:lvlJc w:val="left"/>
+      <w:pPr>
+        <w:ind w:left="5080" w:hanging="360"/>
+      </w:pPr>
+      <w:rPr>
+        <w:rFonts w:ascii="Wingdings" w:hAnsi="Wingdings" w:hint="default"/>
+      </w:rPr>
+    </w:lvl>
+    <w:lvl w:ilvl="6" w:tplc="40090001" w:tentative="1">
+      <w:start w:val="1"/>
+      <w:numFmt w:val="bullet"/>
+      <w:lvlText w:val=""/>
+      <w:lvlJc w:val="left"/>
+      <w:pPr>
+        <w:ind w:left="5800" w:hanging="360"/>
+      </w:pPr>
+      <w:rPr>
+        <w:rFonts w:ascii="Symbol" w:hAnsi="Symbol" w:hint="default"/>
+      </w:rPr>
+    </w:lvl>
+    <w:lvl w:ilvl="7" w:tplc="40090003" w:tentative="1">
+      <w:start w:val="1"/>
+      <w:numFmt w:val="bullet"/>
+      <w:lvlText w:val="o"/>
+      <w:lvlJc w:val="left"/>
+      <w:pPr>
+        <w:ind w:left="6520" w:hanging="360"/>
+      </w:pPr>
+      <w:rPr>
+        <w:rFonts w:ascii="Courier New" w:hAnsi="Courier New" w:cs="Courier New" w:hint="default"/>
+      </w:rPr>
+    </w:lvl>
+    <w:lvl w:ilvl="8" w:tplc="40090005" w:tentative="1">
+      <w:start w:val="1"/>
+      <w:numFmt w:val="bullet"/>
+      <w:lvlText w:val=""/>
+      <w:lvlJc w:val="left"/>
+      <w:pPr>
+        <w:ind w:left="7240" w:hanging="360"/>
+      </w:pPr>
+      <w:rPr>
+        <w:rFonts w:ascii="Wingdings" w:hAnsi="Wingdings" w:hint="default"/>
+      </w:rPr>
+    </w:lvl>
+  </w:abstractNum>
+  <w:abstractNum w:abstractNumId="2" w15:restartNumberingAfterBreak="0">
     <w:nsid w:val="20E94CA9"/>
     <w:multiLevelType w:val="multilevel"/>
     <w:tmpl w:val="8DAA1654"/>
@@ -1292,7 +1499,120 @@
       </w:rPr>
     </w:lvl>
   </w:abstractNum>
-  <w:abstractNum w:abstractNumId="2" w15:restartNumberingAfterBreak="0">
+  <w:abstractNum w:abstractNumId="3" w15:restartNumberingAfterBreak="0">
+    <w:nsid w:val="38B83350"/>
+    <w:multiLevelType w:val="hybridMultilevel"/>
+    <w:tmpl w:val="965A6904"/>
+    <w:lvl w:ilvl="0" w:tplc="40090009">
+      <w:start w:val="1"/>
+      <w:numFmt w:val="bullet"/>
+      <w:lvlText w:val=""/>
+      <w:lvlJc w:val="left"/>
+      <w:pPr>
+        <w:ind w:left="720" w:hanging="360"/>
+      </w:pPr>
+      <w:rPr>
+        <w:rFonts w:ascii="Wingdings" w:hAnsi="Wingdings" w:hint="default"/>
+      </w:rPr>
+    </w:lvl>
+    <w:lvl w:ilvl="1" w:tplc="40090003" w:tentative="1">
+      <w:start w:val="1"/>
+      <w:numFmt w:val="bullet"/>
+      <w:lvlText w:val="o"/>
+      <w:lvlJc w:val="left"/>
+      <w:pPr>
+        <w:ind w:left="1440" w:hanging="360"/>
+      </w:pPr>
+      <w:rPr>
+        <w:rFonts w:ascii="Courier New" w:hAnsi="Courier New" w:cs="Courier New" w:hint="default"/>
+      </w:rPr>
+    </w:lvl>
+    <w:lvl w:ilvl="2" w:tplc="40090005" w:tentative="1">
+      <w:start w:val="1"/>
+      <w:numFmt w:val="bullet"/>
+      <w:lvlText w:val=""/>
+      <w:lvlJc w:val="left"/>
+      <w:pPr>
+        <w:ind w:left="2160" w:hanging="360"/>
+      </w:pPr>
+      <w:rPr>
+        <w:rFonts w:ascii="Wingdings" w:hAnsi="Wingdings" w:hint="default"/>
+      </w:rPr>
+    </w:lvl>
+    <w:lvl w:ilvl="3" w:tplc="40090001" w:tentative="1">
+      <w:start w:val="1"/>
+      <w:numFmt w:val="bullet"/>
+      <w:lvlText w:val=""/>
+      <w:lvlJc w:val="left"/>
+      <w:pPr>
+        <w:ind w:left="2880" w:hanging="360"/>
+      </w:pPr>
+      <w:rPr>
+        <w:rFonts w:ascii="Symbol" w:hAnsi="Symbol" w:hint="default"/>
+      </w:rPr>
+    </w:lvl>
+    <w:lvl w:ilvl="4" w:tplc="40090003" w:tentative="1">
+      <w:start w:val="1"/>
+      <w:numFmt w:val="bullet"/>
+      <w:lvlText w:val="o"/>
+      <w:lvlJc w:val="left"/>
+      <w:pPr>
+        <w:ind w:left="3600" w:hanging="360"/>
+      </w:pPr>
+      <w:rPr>
+        <w:rFonts w:ascii="Courier New" w:hAnsi="Courier New" w:cs="Courier New" w:hint="default"/>
+      </w:rPr>
+    </w:lvl>
+    <w:lvl w:ilvl="5" w:tplc="40090005" w:tentative="1">
+      <w:start w:val="1"/>
+      <w:numFmt w:val="bullet"/>
+      <w:lvlText w:val=""/>
+      <w:lvlJc w:val="left"/>
+      <w:pPr>
+        <w:ind w:left="4320" w:hanging="360"/>
+      </w:pPr>
+      <w:rPr>
+        <w:rFonts w:ascii="Wingdings" w:hAnsi="Wingdings" w:hint="default"/>
+      </w:rPr>
+    </w:lvl>
+    <w:lvl w:ilvl="6" w:tplc="40090001" w:tentative="1">
+      <w:start w:val="1"/>
+      <w:numFmt w:val="bullet"/>
+      <w:lvlText w:val=""/>
+      <w:lvlJc w:val="left"/>
+      <w:pPr>
+        <w:ind w:left="5040" w:hanging="360"/>
+      </w:pPr>
+      <w:rPr>
+        <w:rFonts w:ascii="Symbol" w:hAnsi="Symbol" w:hint="default"/>
+      </w:rPr>
+    </w:lvl>
+    <w:lvl w:ilvl="7" w:tplc="40090003" w:tentative="1">
+      <w:start w:val="1"/>
+      <w:numFmt w:val="bullet"/>
+      <w:lvlText w:val="o"/>
+      <w:lvlJc w:val="left"/>
+      <w:pPr>
+        <w:ind w:left="5760" w:hanging="360"/>
+      </w:pPr>
+      <w:rPr>
+        <w:rFonts w:ascii="Courier New" w:hAnsi="Courier New" w:cs="Courier New" w:hint="default"/>
+      </w:rPr>
+    </w:lvl>
+    <w:lvl w:ilvl="8" w:tplc="40090005" w:tentative="1">
+      <w:start w:val="1"/>
+      <w:numFmt w:val="bullet"/>
+      <w:lvlText w:val=""/>
+      <w:lvlJc w:val="left"/>
+      <w:pPr>
+        <w:ind w:left="6480" w:hanging="360"/>
+      </w:pPr>
+      <w:rPr>
+        <w:rFonts w:ascii="Wingdings" w:hAnsi="Wingdings" w:hint="default"/>
+      </w:rPr>
+    </w:lvl>
+  </w:abstractNum>
+  <w:abstractNum w:abstractNumId="4" w15:restartNumberingAfterBreak="0">
     <w:nsid w:val="66CF65EF"/>
     <w:multiLevelType w:val="multilevel"/>
     <w:tmpl w:val="90DE27F2"/>
@@ -1405,7 +1725,7 @@
       </w:rPr>
     </w:lvl>
   </w:abstractNum>
-  <w:abstractNum w:abstractNumId="3" w15:restartNumberingAfterBreak="0">
+  <w:abstractNum w:abstractNumId="5" w15:restartNumberingAfterBreak="0">
     <w:nsid w:val="67AA24E4"/>
     <w:multiLevelType w:val="multilevel"/>
     <w:tmpl w:val="F6E8C03A"/>
@@ -1520,7 +1840,7 @@
       </w:rPr>
     </w:lvl>
   </w:abstractNum>
-  <w:abstractNum w:abstractNumId="4" w15:restartNumberingAfterBreak="0">
+  <w:abstractNum w:abstractNumId="6" w15:restartNumberingAfterBreak="0">
     <w:nsid w:val="73D87BE6"/>
     <w:multiLevelType w:val="multilevel"/>
     <w:tmpl w:val="18B2DF78"/>
@@ -1634,18 +1954,24 @@
     </w:lvl>
   </w:abstractNum>
   <w:num w:numId="1" w16cid:durableId="1511525460">
-    <w:abstractNumId w:val="2"/>
+    <w:abstractNumId w:val="4"/>
   </w:num>
   <w:num w:numId="2" w16cid:durableId="204297369">
     <w:abstractNumId w:val="0"/>
   </w:num>
   <w:num w:numId="3" w16cid:durableId="2099054445">
-    <w:abstractNumId w:val="4"/>
+    <w:abstractNumId w:val="6"/>
   </w:num>
   <w:num w:numId="4" w16cid:durableId="694431345">
+    <w:abstractNumId w:val="2"/>
+  </w:num>
+  <w:num w:numId="5" w16cid:durableId="183180226">
+    <w:abstractNumId w:val="5"/>
+  </w:num>
+  <w:num w:numId="6" w16cid:durableId="1870147677">
     <w:abstractNumId w:val="1"/>
   </w:num>
-  <w:num w:numId="5" w16cid:durableId="183180226">
+  <w:num w:numId="7" w16cid:durableId="1519083120">
     <w:abstractNumId w:val="3"/>
   </w:num>
 </w:numbering>
@@ -2222,6 +2548,21 @@
       <w:szCs w:val="30"/>
     </w:rPr>
   </w:style>
+  <w:style w:type="paragraph" w:styleId="ListParagraph">
+    <w:name w:val="List Paragraph"/>
+    <w:basedOn w:val="Normal"/>
+    <w:uiPriority w:val="34"/>
+    <w:qFormat/>
+    <w:rsid w:val="009651C9"/>
+    <w:pPr>
+      <w:ind w:left="720"/>
+      <w:contextualSpacing/>
+    </w:pPr>
+    <w:rPr>
+      <w:rFonts w:cs="Mangal"/>
+      <w:szCs w:val="20"/>
+    </w:rPr>
+  </w:style>
 </w:styles>
 </file>
 
